--- a/docs/study-guides/chapter-2/word/Lesson-2-07-Decompose-to-Subtract.docx
+++ b/docs/study-guides/chapter-2/word/Lesson-2-07-Decompose-to-Subtract.docx
@@ -750,7 +750,7 @@
                       <wp:inline distT="0" distB="0" distL="0" distR="0">
                         <wp:extent cx="1285875" cy="609600"/>
                         <wp:effectExtent t="0" r="0" b="0" l="0"/>
-                        <wp:docPr id="1" name="" descr="" title=""/>
+                        <wp:docPr id="2" name="" descr="" title=""/>
                         <wp:cNvGraphicFramePr>
                           <a:graphicFrameLocks xmlns:a="http://schemas.openxmlformats.org/drawingml/2006/main" noChangeAspect="1"/>
                         </wp:cNvGraphicFramePr>
@@ -952,7 +952,7 @@
                       <wp:inline distT="0" distB="0" distL="0" distR="0">
                         <wp:extent cx="1285875" cy="609600"/>
                         <wp:effectExtent t="0" r="0" b="0" l="0"/>
-                        <wp:docPr id="2" name="" descr="" title=""/>
+                        <wp:docPr id="3" name="" descr="" title=""/>
                         <wp:cNvGraphicFramePr>
                           <a:graphicFrameLocks xmlns:a="http://schemas.openxmlformats.org/drawingml/2006/main" noChangeAspect="1"/>
                         </wp:cNvGraphicFramePr>
@@ -1783,7 +1783,7 @@
                       <wp:inline distT="0" distB="0" distL="0" distR="0">
                         <wp:extent cx="1733550" cy="828675"/>
                         <wp:effectExtent t="0" r="0" b="0" l="0"/>
-                        <wp:docPr id="3" name="" descr="" title=""/>
+                        <wp:docPr id="4" name="" descr="" title=""/>
                         <wp:cNvGraphicFramePr>
                           <a:graphicFrameLocks xmlns:a="http://schemas.openxmlformats.org/drawingml/2006/main" noChangeAspect="1"/>
                         </wp:cNvGraphicFramePr>
@@ -1840,7 +1840,7 @@
                       <wp:inline distT="0" distB="0" distL="0" distR="0">
                         <wp:extent cx="1733550" cy="828675"/>
                         <wp:effectExtent t="0" r="0" b="0" l="0"/>
-                        <wp:docPr id="4" name="" descr="" title=""/>
+                        <wp:docPr id="5" name="" descr="" title=""/>
                         <wp:cNvGraphicFramePr>
                           <a:graphicFrameLocks xmlns:a="http://schemas.openxmlformats.org/drawingml/2006/main" noChangeAspect="1"/>
                         </wp:cNvGraphicFramePr>
@@ -2000,7 +2000,7 @@
                       <wp:inline distT="0" distB="0" distL="0" distR="0">
                         <wp:extent cx="1647825" cy="781050"/>
                         <wp:effectExtent t="0" r="0" b="0" l="0"/>
-                        <wp:docPr id="5" name="" descr="" title=""/>
+                        <wp:docPr id="6" name="" descr="" title=""/>
                         <wp:cNvGraphicFramePr>
                           <a:graphicFrameLocks xmlns:a="http://schemas.openxmlformats.org/drawingml/2006/main" noChangeAspect="1"/>
                         </wp:cNvGraphicFramePr>
@@ -2444,7 +2444,7 @@
                       <wp:inline distT="0" distB="0" distL="0" distR="0">
                         <wp:extent cx="1733550" cy="828675"/>
                         <wp:effectExtent t="0" r="0" b="0" l="0"/>
-                        <wp:docPr id="6" name="" descr="" title=""/>
+                        <wp:docPr id="7" name="" descr="" title=""/>
                         <wp:cNvGraphicFramePr>
                           <a:graphicFrameLocks xmlns:a="http://schemas.openxmlformats.org/drawingml/2006/main" noChangeAspect="1"/>
                         </wp:cNvGraphicFramePr>
@@ -2501,7 +2501,7 @@
                       <wp:inline distT="0" distB="0" distL="0" distR="0">
                         <wp:extent cx="1733550" cy="828675"/>
                         <wp:effectExtent t="0" r="0" b="0" l="0"/>
-                        <wp:docPr id="7" name="" descr="" title=""/>
+                        <wp:docPr id="8" name="" descr="" title=""/>
                         <wp:cNvGraphicFramePr>
                           <a:graphicFrameLocks xmlns:a="http://schemas.openxmlformats.org/drawingml/2006/main" noChangeAspect="1"/>
                         </wp:cNvGraphicFramePr>
@@ -2661,7 +2661,7 @@
                       <wp:inline distT="0" distB="0" distL="0" distR="0">
                         <wp:extent cx="1733550" cy="828675"/>
                         <wp:effectExtent t="0" r="0" b="0" l="0"/>
-                        <wp:docPr id="8" name="" descr="" title=""/>
+                        <wp:docPr id="9" name="" descr="" title=""/>
                         <wp:cNvGraphicFramePr>
                           <a:graphicFrameLocks xmlns:a="http://schemas.openxmlformats.org/drawingml/2006/main" noChangeAspect="1"/>
                         </wp:cNvGraphicFramePr>
@@ -2718,7 +2718,7 @@
                       <wp:inline distT="0" distB="0" distL="0" distR="0">
                         <wp:extent cx="1733550" cy="828675"/>
                         <wp:effectExtent t="0" r="0" b="0" l="0"/>
-                        <wp:docPr id="9" name="" descr="" title=""/>
+                        <wp:docPr id="10" name="" descr="" title=""/>
                         <wp:cNvGraphicFramePr>
                           <a:graphicFrameLocks xmlns:a="http://schemas.openxmlformats.org/drawingml/2006/main" noChangeAspect="1"/>
                         </wp:cNvGraphicFramePr>
@@ -4301,7 +4301,7 @@
                 <w:sz w:val="21"/>
                 <w:szCs w:val="21"/>
               </w:rPr>
-              <w:t xml:space="preserve">158, 100</w:t>
+              <w:t xml:space="preserve">150, 100, 8</w:t>
             </w:r>
             <w:r>
               <w:rPr>
@@ -4325,7 +4325,7 @@
                 <w:sz w:val="19"/>
                 <w:szCs w:val="19"/>
               </w:rPr>
-              <w:t xml:space="preserve">Accept any 2–4 parts that add to 258, as long as the two trees are different.</w:t>
+              <w:t xml:space="preserve">Accept any 3 parts that add to 258, as long as the two trees use different parts (the same parts in a new order do not count).</w:t>
             </w:r>
           </w:p>
         </w:tc>
@@ -4596,7 +4596,7 @@
                 <w:sz w:val="21"/>
                 <w:szCs w:val="21"/>
               </w:rPr>
-              <w:t xml:space="preserve">386, 100</w:t>
+              <w:t xml:space="preserve">386, 90, 10</w:t>
             </w:r>
           </w:p>
           <w:p>
@@ -4612,7 +4612,7 @@
                 <w:sz w:val="19"/>
                 <w:szCs w:val="19"/>
               </w:rPr>
-              <w:t xml:space="preserve">Items 1–2: accept any two different trees whose parts add to the number.</w:t>
+              <w:t xml:space="preserve">Items 1–2: accept any two trees whose parts add to the number. Reordering the same parts is not a different way.</w:t>
             </w:r>
           </w:p>
         </w:tc>
@@ -4692,7 +4692,7 @@
                 <w:sz w:val="21"/>
                 <w:szCs w:val="21"/>
               </w:rPr>
-              <w:t xml:space="preserve">635, 100</w:t>
+              <w:t xml:space="preserve">635, 90, 10</w:t>
             </w:r>
           </w:p>
         </w:tc>

--- a/docs/study-guides/chapter-2/word/Lesson-2-07-Decompose-to-Subtract.docx
+++ b/docs/study-guides/chapter-2/word/Lesson-2-07-Decompose-to-Subtract.docx
@@ -750,7 +750,7 @@
                       <wp:inline distT="0" distB="0" distL="0" distR="0">
                         <wp:extent cx="1285875" cy="609600"/>
                         <wp:effectExtent t="0" r="0" b="0" l="0"/>
-                        <wp:docPr id="2" name="" descr="" title=""/>
+                        <wp:docPr id="23" name="" descr="" title=""/>
                         <wp:cNvGraphicFramePr>
                           <a:graphicFrameLocks xmlns:a="http://schemas.openxmlformats.org/drawingml/2006/main" noChangeAspect="1"/>
                         </wp:cNvGraphicFramePr>
@@ -952,7 +952,7 @@
                       <wp:inline distT="0" distB="0" distL="0" distR="0">
                         <wp:extent cx="1285875" cy="609600"/>
                         <wp:effectExtent t="0" r="0" b="0" l="0"/>
-                        <wp:docPr id="3" name="" descr="" title=""/>
+                        <wp:docPr id="24" name="" descr="" title=""/>
                         <wp:cNvGraphicFramePr>
                           <a:graphicFrameLocks xmlns:a="http://schemas.openxmlformats.org/drawingml/2006/main" noChangeAspect="1"/>
                         </wp:cNvGraphicFramePr>
@@ -1783,7 +1783,7 @@
                       <wp:inline distT="0" distB="0" distL="0" distR="0">
                         <wp:extent cx="1733550" cy="828675"/>
                         <wp:effectExtent t="0" r="0" b="0" l="0"/>
-                        <wp:docPr id="4" name="" descr="" title=""/>
+                        <wp:docPr id="25" name="" descr="" title=""/>
                         <wp:cNvGraphicFramePr>
                           <a:graphicFrameLocks xmlns:a="http://schemas.openxmlformats.org/drawingml/2006/main" noChangeAspect="1"/>
                         </wp:cNvGraphicFramePr>
@@ -1840,7 +1840,7 @@
                       <wp:inline distT="0" distB="0" distL="0" distR="0">
                         <wp:extent cx="1733550" cy="828675"/>
                         <wp:effectExtent t="0" r="0" b="0" l="0"/>
-                        <wp:docPr id="5" name="" descr="" title=""/>
+                        <wp:docPr id="26" name="" descr="" title=""/>
                         <wp:cNvGraphicFramePr>
                           <a:graphicFrameLocks xmlns:a="http://schemas.openxmlformats.org/drawingml/2006/main" noChangeAspect="1"/>
                         </wp:cNvGraphicFramePr>
@@ -2000,7 +2000,7 @@
                       <wp:inline distT="0" distB="0" distL="0" distR="0">
                         <wp:extent cx="1647825" cy="781050"/>
                         <wp:effectExtent t="0" r="0" b="0" l="0"/>
-                        <wp:docPr id="6" name="" descr="" title=""/>
+                        <wp:docPr id="27" name="" descr="" title=""/>
                         <wp:cNvGraphicFramePr>
                           <a:graphicFrameLocks xmlns:a="http://schemas.openxmlformats.org/drawingml/2006/main" noChangeAspect="1"/>
                         </wp:cNvGraphicFramePr>
@@ -2444,7 +2444,7 @@
                       <wp:inline distT="0" distB="0" distL="0" distR="0">
                         <wp:extent cx="1733550" cy="828675"/>
                         <wp:effectExtent t="0" r="0" b="0" l="0"/>
-                        <wp:docPr id="7" name="" descr="" title=""/>
+                        <wp:docPr id="28" name="" descr="" title=""/>
                         <wp:cNvGraphicFramePr>
                           <a:graphicFrameLocks xmlns:a="http://schemas.openxmlformats.org/drawingml/2006/main" noChangeAspect="1"/>
                         </wp:cNvGraphicFramePr>
@@ -2501,7 +2501,7 @@
                       <wp:inline distT="0" distB="0" distL="0" distR="0">
                         <wp:extent cx="1733550" cy="828675"/>
                         <wp:effectExtent t="0" r="0" b="0" l="0"/>
-                        <wp:docPr id="8" name="" descr="" title=""/>
+                        <wp:docPr id="29" name="" descr="" title=""/>
                         <wp:cNvGraphicFramePr>
                           <a:graphicFrameLocks xmlns:a="http://schemas.openxmlformats.org/drawingml/2006/main" noChangeAspect="1"/>
                         </wp:cNvGraphicFramePr>
@@ -2661,7 +2661,7 @@
                       <wp:inline distT="0" distB="0" distL="0" distR="0">
                         <wp:extent cx="1733550" cy="828675"/>
                         <wp:effectExtent t="0" r="0" b="0" l="0"/>
-                        <wp:docPr id="9" name="" descr="" title=""/>
+                        <wp:docPr id="30" name="" descr="" title=""/>
                         <wp:cNvGraphicFramePr>
                           <a:graphicFrameLocks xmlns:a="http://schemas.openxmlformats.org/drawingml/2006/main" noChangeAspect="1"/>
                         </wp:cNvGraphicFramePr>
@@ -2718,7 +2718,7 @@
                       <wp:inline distT="0" distB="0" distL="0" distR="0">
                         <wp:extent cx="1733550" cy="828675"/>
                         <wp:effectExtent t="0" r="0" b="0" l="0"/>
-                        <wp:docPr id="10" name="" descr="" title=""/>
+                        <wp:docPr id="31" name="" descr="" title=""/>
                         <wp:cNvGraphicFramePr>
                           <a:graphicFrameLocks xmlns:a="http://schemas.openxmlformats.org/drawingml/2006/main" noChangeAspect="1"/>
                         </wp:cNvGraphicFramePr>
@@ -3035,7 +3035,7 @@
                 <w:sz w:val="28"/>
                 <w:szCs w:val="28"/>
               </w:rPr>
-              <w:t xml:space="preserve">395 − 172 = ______</w:t>
+              <w:t xml:space="preserve">______ = 603 − 285</w:t>
             </w:r>
           </w:p>
           <w:p>
@@ -3135,7 +3135,7 @@
                 <w:sz w:val="28"/>
                 <w:szCs w:val="28"/>
               </w:rPr>
-              <w:t xml:space="preserve">______ = 442 − 215</w:t>
+              <w:t xml:space="preserve">831 − 547 = ______</w:t>
             </w:r>
           </w:p>
           <w:p>
@@ -3198,211 +3198,6 @@
                 <w:szCs w:val="28"/>
               </w:rPr>
               <w:t xml:space="preserve">7.</w:t>
-            </w:r>
-          </w:p>
-        </w:tc>
-        <w:tc>
-          <w:tcPr>
-            <w:tcW w:type="dxa" w:w="4452"/>
-            <w:tcBorders>
-              <w:top w:val="none" w:color="FFFFFF" w:sz="0"/>
-              <w:left w:val="none" w:color="FFFFFF" w:sz="0"/>
-              <w:bottom w:val="dashed" w:color="999999" w:sz="6"/>
-              <w:right w:val="none" w:color="FFFFFF" w:sz="0"/>
-            </w:tcBorders>
-            <w:tcMar>
-              <w:bottom w:type="dxa" w:w="100"/>
-              <w:right w:type="dxa" w:w="160"/>
-            </w:tcMar>
-          </w:tcPr>
-          <w:p>
-            <w:pPr>
-              <w:keepLines/>
-              <w:spacing w:after="80" w:before="20" w:line="264"/>
-            </w:pPr>
-            <w:r>
-              <w:rPr>
-                <w:rFonts w:ascii="Arial" w:cs="Arial" w:eastAsia="Arial" w:hAnsi="Arial"/>
-                <w:sz w:val="25"/>
-                <w:szCs w:val="25"/>
-              </w:rPr>
-              <w:t xml:space="preserve">Find the difference. Show the strategy you used.</w:t>
-            </w:r>
-          </w:p>
-          <w:p>
-            <w:pPr>
-              <w:keepLines/>
-              <w:spacing w:after="80" w:before="0" w:line="264"/>
-            </w:pPr>
-            <w:r>
-              <w:rPr>
-                <w:rFonts w:ascii="Arial" w:cs="Arial" w:eastAsia="Arial" w:hAnsi="Arial"/>
-                <w:sz w:val="28"/>
-                <w:szCs w:val="28"/>
-              </w:rPr>
-              <w:t xml:space="preserve">603 − 285 = ______</w:t>
-            </w:r>
-          </w:p>
-          <w:p>
-            <w:pPr>
-              <w:spacing w:after="0" w:before="0" w:line="1800" w:lineRule="exact"/>
-            </w:pPr>
-          </w:p>
-          <w:p>
-            <w:pPr>
-              <w:keepLines/>
-              <w:tabs>
-                <w:tab w:val="right" w:pos="4032" w:leader="underscore"/>
-              </w:tabs>
-              <w:spacing w:after="40" w:before="220"/>
-            </w:pPr>
-            <w:r>
-              <w:rPr>
-                <w:rFonts w:ascii="Arial" w:cs="Arial" w:eastAsia="Arial" w:hAnsi="Arial"/>
-                <w:sz w:val="25"/>
-                <w:szCs w:val="25"/>
-              </w:rPr>
-              <w:t xml:space="preserve">Difference: </w:t>
-            </w:r>
-            <w:r>
-              <w:rPr>
-                <w:rFonts w:ascii="Arial" w:cs="Arial" w:eastAsia="Arial" w:hAnsi="Arial"/>
-                <w:sz w:val="25"/>
-                <w:szCs w:val="25"/>
-              </w:rPr>
-              <w:t xml:space="preserve">	</w:t>
-            </w:r>
-          </w:p>
-        </w:tc>
-        <w:tc>
-          <w:tcPr>
-            <w:tcW w:type="dxa" w:w="660"/>
-            <w:tcBorders>
-              <w:top w:val="none" w:color="FFFFFF" w:sz="0"/>
-              <w:left w:val="none" w:color="FFFFFF" w:sz="0"/>
-              <w:bottom w:val="dashed" w:color="999999" w:sz="6"/>
-              <w:right w:val="none" w:color="FFFFFF" w:sz="0"/>
-            </w:tcBorders>
-          </w:tcPr>
-          <w:p>
-            <w:pPr>
-              <w:keepLines/>
-              <w:spacing w:after="0" w:before="0" w:line="264"/>
-            </w:pPr>
-            <w:r>
-              <w:rPr>
-                <w:rFonts w:ascii="Arial" w:cs="Arial" w:eastAsia="Arial" w:hAnsi="Arial"/>
-                <w:b/>
-                <w:bCs/>
-                <w:sz w:val="28"/>
-                <w:szCs w:val="28"/>
-              </w:rPr>
-              <w:t xml:space="preserve">8.</w:t>
-            </w:r>
-          </w:p>
-        </w:tc>
-        <w:tc>
-          <w:tcPr>
-            <w:tcW w:type="dxa" w:w="4452"/>
-            <w:tcBorders>
-              <w:top w:val="none" w:color="FFFFFF" w:sz="0"/>
-              <w:left w:val="none" w:color="FFFFFF" w:sz="0"/>
-              <w:bottom w:val="dashed" w:color="999999" w:sz="6"/>
-              <w:right w:val="none" w:color="FFFFFF" w:sz="0"/>
-            </w:tcBorders>
-            <w:tcMar>
-              <w:bottom w:type="dxa" w:w="100"/>
-              <w:right w:type="dxa" w:w="160"/>
-            </w:tcMar>
-          </w:tcPr>
-          <w:p>
-            <w:pPr>
-              <w:keepLines/>
-              <w:spacing w:after="80" w:before="20" w:line="264"/>
-            </w:pPr>
-            <w:r>
-              <w:rPr>
-                <w:rFonts w:ascii="Arial" w:cs="Arial" w:eastAsia="Arial" w:hAnsi="Arial"/>
-                <w:sz w:val="25"/>
-                <w:szCs w:val="25"/>
-              </w:rPr>
-              <w:t xml:space="preserve">Find the difference. Show the strategy you used.</w:t>
-            </w:r>
-          </w:p>
-          <w:p>
-            <w:pPr>
-              <w:keepLines/>
-              <w:spacing w:after="80" w:before="0" w:line="264"/>
-            </w:pPr>
-            <w:r>
-              <w:rPr>
-                <w:rFonts w:ascii="Arial" w:cs="Arial" w:eastAsia="Arial" w:hAnsi="Arial"/>
-                <w:sz w:val="28"/>
-                <w:szCs w:val="28"/>
-              </w:rPr>
-              <w:t xml:space="preserve">831 − 547 = ______</w:t>
-            </w:r>
-          </w:p>
-          <w:p>
-            <w:pPr>
-              <w:spacing w:after="0" w:before="0" w:line="1800" w:lineRule="exact"/>
-            </w:pPr>
-          </w:p>
-          <w:p>
-            <w:pPr>
-              <w:keepLines/>
-              <w:tabs>
-                <w:tab w:val="right" w:pos="4032" w:leader="underscore"/>
-              </w:tabs>
-              <w:spacing w:after="40" w:before="220"/>
-            </w:pPr>
-            <w:r>
-              <w:rPr>
-                <w:rFonts w:ascii="Arial" w:cs="Arial" w:eastAsia="Arial" w:hAnsi="Arial"/>
-                <w:sz w:val="25"/>
-                <w:szCs w:val="25"/>
-              </w:rPr>
-              <w:t xml:space="preserve">Difference: </w:t>
-            </w:r>
-            <w:r>
-              <w:rPr>
-                <w:rFonts w:ascii="Arial" w:cs="Arial" w:eastAsia="Arial" w:hAnsi="Arial"/>
-                <w:sz w:val="25"/>
-                <w:szCs w:val="25"/>
-              </w:rPr>
-              <w:t xml:space="preserve">	</w:t>
-            </w:r>
-          </w:p>
-        </w:tc>
-      </w:tr>
-      <w:tr>
-        <w:trPr>
-          <w:cantSplit/>
-        </w:trPr>
-        <w:tc>
-          <w:tcPr>
-            <w:tcW w:type="dxa" w:w="660"/>
-            <w:tcBorders>
-              <w:top w:val="none" w:color="FFFFFF" w:sz="0"/>
-              <w:left w:val="none" w:color="FFFFFF" w:sz="0"/>
-              <w:bottom w:val="dashed" w:color="999999" w:sz="6"/>
-              <w:right w:val="none" w:color="FFFFFF" w:sz="0"/>
-            </w:tcBorders>
-          </w:tcPr>
-          <w:p>
-            <w:pPr>
-              <w:keepLines/>
-              <w:spacing w:after="0" w:before="0" w:line="264"/>
-            </w:pPr>
-            <w:r>
-              <w:rPr>
-                <w:rFonts w:ascii="Arial" w:cs="Arial" w:eastAsia="Arial" w:hAnsi="Arial"/>
-                <w:b/>
-                <w:bCs/>
-                <w:sz w:val="28"/>
-                <w:szCs w:val="28"/>
-              </w:rPr>
-              <w:t xml:space="preserve">9.</w:t>
             </w:r>
           </w:p>
         </w:tc>
@@ -3522,7 +3317,7 @@
                 <w:sz w:val="28"/>
                 <w:szCs w:val="28"/>
               </w:rPr>
-              <w:t xml:space="preserve">10.</w:t>
+              <w:t xml:space="preserve">8.</w:t>
             </w:r>
           </w:p>
         </w:tc>
@@ -3973,7 +3768,7 @@
                 <w:sz w:val="28"/>
                 <w:szCs w:val="28"/>
               </w:rPr>
-              <w:t xml:space="preserve">11.</w:t>
+              <w:t xml:space="preserve">9.</w:t>
             </w:r>
           </w:p>
         </w:tc>
@@ -4064,7 +3859,7 @@
                 <w:sz w:val="28"/>
                 <w:szCs w:val="28"/>
               </w:rPr>
-              <w:t xml:space="preserve">12.</w:t>
+              <w:t xml:space="preserve">10.</w:t>
             </w:r>
           </w:p>
         </w:tc>
@@ -4936,7 +4731,7 @@
                 <w:sz w:val="21"/>
                 <w:szCs w:val="21"/>
               </w:rPr>
-              <w:t xml:space="preserve">223</w:t>
+              <w:t xml:space="preserve">318</w:t>
             </w:r>
             <w:r>
               <w:rPr>
@@ -4944,7 +4739,7 @@
                 <w:sz w:val="21"/>
                 <w:szCs w:val="21"/>
               </w:rPr>
-              <w:t xml:space="preserve">  (e.g., 395 − 100 = 295; 295 − 70 = 225; 225 − 2 = 223)</w:t>
+              <w:t xml:space="preserve">  (e.g., 603 − 200 = 403; 403 − 80 = 323; 323 − 5 = 318)</w:t>
             </w:r>
           </w:p>
         </w:tc>
@@ -4998,7 +4793,7 @@
                 <w:sz w:val="21"/>
                 <w:szCs w:val="21"/>
               </w:rPr>
-              <w:t xml:space="preserve">227</w:t>
+              <w:t xml:space="preserve">284</w:t>
             </w:r>
             <w:r>
               <w:rPr>
@@ -5006,7 +4801,7 @@
                 <w:sz w:val="21"/>
                 <w:szCs w:val="21"/>
               </w:rPr>
-              <w:t xml:space="preserve">  (e.g., 442 − 200 = 242; 242 − 10 = 232; 232 − 5 = 227)</w:t>
+              <w:t xml:space="preserve">  (e.g., 831 − 500 = 331; 331 − 40 = 291; 291 − 7 = 284)</w:t>
             </w:r>
           </w:p>
         </w:tc>
@@ -5055,20 +4850,28 @@
             <w:r>
               <w:rPr>
                 <w:rFonts w:ascii="Arial" w:cs="Arial" w:eastAsia="Arial" w:hAnsi="Arial"/>
-                <w:b/>
-                <w:bCs/>
                 <w:sz w:val="21"/>
                 <w:szCs w:val="21"/>
               </w:rPr>
-              <w:t xml:space="preserve">318</w:t>
-            </w:r>
-            <w:r>
-              <w:rPr>
-                <w:rFonts w:ascii="Arial" w:cs="Arial" w:eastAsia="Arial" w:hAnsi="Arial"/>
+              <w:t xml:space="preserve">100 + 30 = 130, not 103. The parts must add back to 103. Use 100 and 3: 576 − 100 = 476; 476 − 3 = </w:t>
+            </w:r>
+            <w:r>
+              <w:rPr>
+                <w:rFonts w:ascii="Arial" w:cs="Arial" w:eastAsia="Arial" w:hAnsi="Arial"/>
+                <w:b/>
+                <w:bCs/>
                 <w:sz w:val="21"/>
                 <w:szCs w:val="21"/>
               </w:rPr>
-              <w:t xml:space="preserve">  (e.g., 603 − 200 = 403; 403 − 80 = 323; 323 − 5 = 318)</w:t>
+              <w:t xml:space="preserve">473</w:t>
+            </w:r>
+            <w:r>
+              <w:rPr>
+                <w:rFonts w:ascii="Arial" w:cs="Arial" w:eastAsia="Arial" w:hAnsi="Arial"/>
+                <w:sz w:val="21"/>
+                <w:szCs w:val="21"/>
+              </w:rPr>
+              <w:t xml:space="preserve">.</w:t>
             </w:r>
           </w:p>
         </w:tc>
@@ -5117,20 +4920,44 @@
             <w:r>
               <w:rPr>
                 <w:rFonts w:ascii="Arial" w:cs="Arial" w:eastAsia="Arial" w:hAnsi="Arial"/>
-                <w:b/>
-                <w:bCs/>
                 <w:sz w:val="21"/>
                 <w:szCs w:val="21"/>
               </w:rPr>
-              <w:t xml:space="preserve">284</w:t>
-            </w:r>
-            <w:r>
-              <w:rPr>
-                <w:rFonts w:ascii="Arial" w:cs="Arial" w:eastAsia="Arial" w:hAnsi="Arial"/>
+              <w:t xml:space="preserve">Greatest 309 (Wed), least 187 (Tue). 309 − 187 = </w:t>
+            </w:r>
+            <w:r>
+              <w:rPr>
+                <w:rFonts w:ascii="Arial" w:cs="Arial" w:eastAsia="Arial" w:hAnsi="Arial"/>
+                <w:b/>
+                <w:bCs/>
                 <w:sz w:val="21"/>
                 <w:szCs w:val="21"/>
               </w:rPr>
-              <w:t xml:space="preserve">  (e.g., 831 − 500 = 331; 331 − 40 = 291; 291 − 7 = 284)</w:t>
+              <w:t xml:space="preserve">122</w:t>
+            </w:r>
+            <w:r>
+              <w:rPr>
+                <w:rFonts w:ascii="Arial" w:cs="Arial" w:eastAsia="Arial" w:hAnsi="Arial"/>
+                <w:sz w:val="21"/>
+                <w:szCs w:val="21"/>
+              </w:rPr>
+              <w:t xml:space="preserve"> books.</w:t>
+            </w:r>
+          </w:p>
+          <w:p>
+            <w:pPr>
+              <w:keepLines/>
+              <w:spacing w:after="0" w:before="0" w:line="264"/>
+            </w:pPr>
+            <w:r>
+              <w:rPr>
+                <w:rFonts w:ascii="Arial" w:cs="Arial" w:eastAsia="Arial" w:hAnsi="Arial"/>
+                <w:i/>
+                <w:iCs/>
+                <w:sz w:val="19"/>
+                <w:szCs w:val="19"/>
+              </w:rPr>
+              <w:t xml:space="preserve">Sample: 309 − 100 = 209; 209 − 80 = 129; 129 − 7 = 122. Watch for subtracting the first and last rows instead.</w:t>
             </w:r>
           </w:p>
         </w:tc>
@@ -5182,7 +5009,7 @@
                 <w:sz w:val="21"/>
                 <w:szCs w:val="21"/>
               </w:rPr>
-              <w:t xml:space="preserve">100 + 30 = 130, not 103. The parts must add back to 103. Use 100 and 3: 576 − 100 = 476; 476 − 3 = </w:t>
+              <w:t xml:space="preserve">357 − 168 = </w:t>
             </w:r>
             <w:r>
               <w:rPr>
@@ -5192,7 +5019,7 @@
                 <w:sz w:val="21"/>
                 <w:szCs w:val="21"/>
               </w:rPr>
-              <w:t xml:space="preserve">473</w:t>
+              <w:t xml:space="preserve">189</w:t>
             </w:r>
             <w:r>
               <w:rPr>
@@ -5200,7 +5027,23 @@
                 <w:sz w:val="21"/>
                 <w:szCs w:val="21"/>
               </w:rPr>
-              <w:t xml:space="preserve">.</w:t>
+              <w:t xml:space="preserve"> heart stickers</w:t>
+            </w:r>
+          </w:p>
+          <w:p>
+            <w:pPr>
+              <w:keepLines/>
+              <w:spacing w:after="0" w:before="0" w:line="264"/>
+            </w:pPr>
+            <w:r>
+              <w:rPr>
+                <w:rFonts w:ascii="Arial" w:cs="Arial" w:eastAsia="Arial" w:hAnsi="Arial"/>
+                <w:i/>
+                <w:iCs/>
+                <w:sz w:val="19"/>
+                <w:szCs w:val="19"/>
+              </w:rPr>
+              <w:t xml:space="preserve">Sample: 357 − 100 = 257; 257 − 60 = 197; 197 − 8 = 189.</w:t>
             </w:r>
           </w:p>
         </w:tc>
@@ -5228,178 +5071,6 @@
                 <w:szCs w:val="22"/>
               </w:rPr>
               <w:t xml:space="preserve">10</w:t>
-            </w:r>
-          </w:p>
-        </w:tc>
-        <w:tc>
-          <w:tcPr>
-            <w:tcW w:type="dxa" w:w="9524"/>
-            <w:tcMar>
-              <w:top w:type="dxa" w:w="50"/>
-              <w:left w:type="dxa" w:w="120"/>
-              <w:bottom w:type="dxa" w:w="50"/>
-              <w:right w:type="dxa" w:w="120"/>
-            </w:tcMar>
-          </w:tcPr>
-          <w:p>
-            <w:pPr>
-              <w:keepLines/>
-              <w:spacing w:after="30" w:before="0" w:line="264"/>
-            </w:pPr>
-            <w:r>
-              <w:rPr>
-                <w:rFonts w:ascii="Arial" w:cs="Arial" w:eastAsia="Arial" w:hAnsi="Arial"/>
-                <w:sz w:val="21"/>
-                <w:szCs w:val="21"/>
-              </w:rPr>
-              <w:t xml:space="preserve">Greatest 309 (Wed), least 187 (Tue). 309 − 187 = </w:t>
-            </w:r>
-            <w:r>
-              <w:rPr>
-                <w:rFonts w:ascii="Arial" w:cs="Arial" w:eastAsia="Arial" w:hAnsi="Arial"/>
-                <w:b/>
-                <w:bCs/>
-                <w:sz w:val="21"/>
-                <w:szCs w:val="21"/>
-              </w:rPr>
-              <w:t xml:space="preserve">122</w:t>
-            </w:r>
-            <w:r>
-              <w:rPr>
-                <w:rFonts w:ascii="Arial" w:cs="Arial" w:eastAsia="Arial" w:hAnsi="Arial"/>
-                <w:sz w:val="21"/>
-                <w:szCs w:val="21"/>
-              </w:rPr>
-              <w:t xml:space="preserve"> books.</w:t>
-            </w:r>
-          </w:p>
-          <w:p>
-            <w:pPr>
-              <w:keepLines/>
-              <w:spacing w:after="0" w:before="0" w:line="264"/>
-            </w:pPr>
-            <w:r>
-              <w:rPr>
-                <w:rFonts w:ascii="Arial" w:cs="Arial" w:eastAsia="Arial" w:hAnsi="Arial"/>
-                <w:i/>
-                <w:iCs/>
-                <w:sz w:val="19"/>
-                <w:szCs w:val="19"/>
-              </w:rPr>
-              <w:t xml:space="preserve">Sample: 309 − 100 = 209; 209 − 80 = 129; 129 − 7 = 122. Watch for subtracting the first and last rows instead.</w:t>
-            </w:r>
-          </w:p>
-        </w:tc>
-      </w:tr>
-      <w:tr>
-        <w:trPr>
-          <w:cantSplit/>
-        </w:trPr>
-        <w:tc>
-          <w:tcPr>
-            <w:tcW w:type="dxa" w:w="700"/>
-          </w:tcPr>
-          <w:p>
-            <w:pPr>
-              <w:keepLines/>
-              <w:spacing w:after="0" w:before="0" w:line="264"/>
-              <w:jc w:val="center"/>
-            </w:pPr>
-            <w:r>
-              <w:rPr>
-                <w:rFonts w:ascii="Arial" w:cs="Arial" w:eastAsia="Arial" w:hAnsi="Arial"/>
-                <w:b/>
-                <w:bCs/>
-                <w:sz w:val="22"/>
-                <w:szCs w:val="22"/>
-              </w:rPr>
-              <w:t xml:space="preserve">11</w:t>
-            </w:r>
-          </w:p>
-        </w:tc>
-        <w:tc>
-          <w:tcPr>
-            <w:tcW w:type="dxa" w:w="9524"/>
-            <w:tcMar>
-              <w:top w:type="dxa" w:w="50"/>
-              <w:left w:type="dxa" w:w="120"/>
-              <w:bottom w:type="dxa" w:w="50"/>
-              <w:right w:type="dxa" w:w="120"/>
-            </w:tcMar>
-          </w:tcPr>
-          <w:p>
-            <w:pPr>
-              <w:keepLines/>
-              <w:spacing w:after="30" w:before="0" w:line="264"/>
-            </w:pPr>
-            <w:r>
-              <w:rPr>
-                <w:rFonts w:ascii="Arial" w:cs="Arial" w:eastAsia="Arial" w:hAnsi="Arial"/>
-                <w:sz w:val="21"/>
-                <w:szCs w:val="21"/>
-              </w:rPr>
-              <w:t xml:space="preserve">357 − 168 = </w:t>
-            </w:r>
-            <w:r>
-              <w:rPr>
-                <w:rFonts w:ascii="Arial" w:cs="Arial" w:eastAsia="Arial" w:hAnsi="Arial"/>
-                <w:b/>
-                <w:bCs/>
-                <w:sz w:val="21"/>
-                <w:szCs w:val="21"/>
-              </w:rPr>
-              <w:t xml:space="preserve">189</w:t>
-            </w:r>
-            <w:r>
-              <w:rPr>
-                <w:rFonts w:ascii="Arial" w:cs="Arial" w:eastAsia="Arial" w:hAnsi="Arial"/>
-                <w:sz w:val="21"/>
-                <w:szCs w:val="21"/>
-              </w:rPr>
-              <w:t xml:space="preserve"> heart stickers</w:t>
-            </w:r>
-          </w:p>
-          <w:p>
-            <w:pPr>
-              <w:keepLines/>
-              <w:spacing w:after="0" w:before="0" w:line="264"/>
-            </w:pPr>
-            <w:r>
-              <w:rPr>
-                <w:rFonts w:ascii="Arial" w:cs="Arial" w:eastAsia="Arial" w:hAnsi="Arial"/>
-                <w:i/>
-                <w:iCs/>
-                <w:sz w:val="19"/>
-                <w:szCs w:val="19"/>
-              </w:rPr>
-              <w:t xml:space="preserve">Sample: 357 − 100 = 257; 257 − 60 = 197; 197 − 8 = 189.</w:t>
-            </w:r>
-          </w:p>
-        </w:tc>
-      </w:tr>
-      <w:tr>
-        <w:trPr>
-          <w:cantSplit/>
-        </w:trPr>
-        <w:tc>
-          <w:tcPr>
-            <w:tcW w:type="dxa" w:w="700"/>
-          </w:tcPr>
-          <w:p>
-            <w:pPr>
-              <w:keepLines/>
-              <w:spacing w:after="0" w:before="0" w:line="264"/>
-              <w:jc w:val="center"/>
-            </w:pPr>
-            <w:r>
-              <w:rPr>
-                <w:rFonts w:ascii="Arial" w:cs="Arial" w:eastAsia="Arial" w:hAnsi="Arial"/>
-                <w:b/>
-                <w:bCs/>
-                <w:sz w:val="22"/>
-                <w:szCs w:val="22"/>
-              </w:rPr>
-              <w:t xml:space="preserve">12</w:t>
             </w:r>
           </w:p>
         </w:tc>
